--- a/Visa/801 - Permanent Residency/tmp/sanitized-checklist.docx
+++ b/Visa/801 - Permanent Residency/tmp/sanitized-checklist.docx
@@ -1982,17 +1982,17 @@
         <w:rPr>
           <w:rFonts w:ascii="Aptos" w:hAnsi="Aptos"/>
           <w:b/>
-          <w:color w:val="9C4800"/>
+          <w:color w:val="1A703D"/>
           <w:sz w:val="19"/>
         </w:rPr>
-        <w:t xml:space="preserve">TO DO  </w:t>
+        <w:t xml:space="preserve">DONE  </w:t>
       </w:r>
       <w:r>
         <w:rPr>
           <w:rFonts w:ascii="Aptos" w:hAnsi="Aptos"/>
           <w:sz w:val="20"/>
         </w:rPr>
-        <w:t>School friend’s wedding — provide the couple’s names and approximate date. This event has been left out until its timing is known.</w:t>
+        <w:t>School friend's wedding — Photos metadata confirms 15 August 2025 in Buccan. This was before the 820 grant date, so it remains outside the updated statement. The couple's names are only needed if you choose to add it as earlier social context.</w:t>
       </w:r>
     </w:p>
     <w:p>
